--- a/4.质量管理/2.运行记录类文件/040204-内部审核报告.docx
+++ b/4.质量管理/2.运行记录类文件/040204-内部审核报告.docx
@@ -43,7 +43,7 @@
         <w:snapToGrid w:val="0"/>
         <w:textAlignment w:val="baseline"/>
       </w:pPr>
-      <w:bookmarkStart w:id="0" w:name="_Toc14544"/>
+      <w:bookmarkStart w:id="0" w:name="_Toc2051"/>
       <w:r>
         <w:rPr>
           <w:rFonts w:hint="eastAsia"/>
@@ -74,7 +74,7 @@
         <w:snapToGrid w:val="0"/>
         <w:textAlignment w:val="baseline"/>
       </w:pPr>
-      <w:bookmarkStart w:id="1" w:name="_Toc26623"/>
+      <w:bookmarkStart w:id="1" w:name="_Toc30375"/>
       <w:r>
         <w:t>中达丰集团有限公司</w:t>
       </w:r>
@@ -1343,7 +1343,7 @@
               <w:rFonts w:hint="eastAsia" w:ascii="Microsoft JhengHei" w:hAnsi="Microsoft JhengHei" w:eastAsia="Microsoft JhengHei" w:cs="Microsoft JhengHei"/>
               <w:szCs w:val="24"/>
             </w:rPr>
-            <w:instrText xml:space="preserve"> HYPERLINK \l _Toc14544 </w:instrText>
+            <w:instrText xml:space="preserve"> HYPERLINK \l _Toc2051 </w:instrText>
           </w:r>
           <w:r>
             <w:rPr>
@@ -1369,7 +1369,7 @@
             <w:fldChar w:fldCharType="begin"/>
           </w:r>
           <w:r>
-            <w:instrText xml:space="preserve"> PAGEREF _Toc14544 \h </w:instrText>
+            <w:instrText xml:space="preserve"> PAGEREF _Toc2051 \h </w:instrText>
           </w:r>
           <w:r>
             <w:fldChar w:fldCharType="separate"/>
@@ -1407,7 +1407,7 @@
               <w:rFonts w:hint="eastAsia" w:ascii="Microsoft JhengHei" w:hAnsi="Microsoft JhengHei" w:eastAsia="Microsoft JhengHei" w:cs="Microsoft JhengHei"/>
               <w:szCs w:val="24"/>
             </w:rPr>
-            <w:instrText xml:space="preserve"> HYPERLINK \l _Toc26623 </w:instrText>
+            <w:instrText xml:space="preserve"> HYPERLINK \l _Toc30375 </w:instrText>
           </w:r>
           <w:r>
             <w:rPr>
@@ -1426,7 +1426,7 @@
             <w:fldChar w:fldCharType="begin"/>
           </w:r>
           <w:r>
-            <w:instrText xml:space="preserve"> PAGEREF _Toc26623 \h </w:instrText>
+            <w:instrText xml:space="preserve"> PAGEREF _Toc30375 \h </w:instrText>
           </w:r>
           <w:r>
             <w:fldChar w:fldCharType="separate"/>
@@ -1464,7 +1464,7 @@
               <w:rFonts w:hint="eastAsia" w:ascii="Microsoft JhengHei" w:hAnsi="Microsoft JhengHei" w:eastAsia="Microsoft JhengHei" w:cs="Microsoft JhengHei"/>
               <w:szCs w:val="24"/>
             </w:rPr>
-            <w:instrText xml:space="preserve"> HYPERLINK \l _Toc18446 </w:instrText>
+            <w:instrText xml:space="preserve"> HYPERLINK \l _Toc3410 </w:instrText>
           </w:r>
           <w:r>
             <w:rPr>
@@ -1493,7 +1493,7 @@
             <w:fldChar w:fldCharType="begin"/>
           </w:r>
           <w:r>
-            <w:instrText xml:space="preserve"> PAGEREF _Toc18446 \h </w:instrText>
+            <w:instrText xml:space="preserve"> PAGEREF _Toc3410 \h </w:instrText>
           </w:r>
           <w:r>
             <w:fldChar w:fldCharType="separate"/>
@@ -1531,7 +1531,7 @@
               <w:rFonts w:hint="eastAsia" w:ascii="Microsoft JhengHei" w:hAnsi="Microsoft JhengHei" w:eastAsia="Microsoft JhengHei" w:cs="Microsoft JhengHei"/>
               <w:szCs w:val="24"/>
             </w:rPr>
-            <w:instrText xml:space="preserve"> HYPERLINK \l _Toc10232 </w:instrText>
+            <w:instrText xml:space="preserve"> HYPERLINK \l _Toc21116 </w:instrText>
           </w:r>
           <w:r>
             <w:rPr>
@@ -1560,7 +1560,7 @@
             <w:fldChar w:fldCharType="begin"/>
           </w:r>
           <w:r>
-            <w:instrText xml:space="preserve"> PAGEREF _Toc10232 \h </w:instrText>
+            <w:instrText xml:space="preserve"> PAGEREF _Toc21116 \h </w:instrText>
           </w:r>
           <w:r>
             <w:fldChar w:fldCharType="separate"/>
@@ -1598,7 +1598,7 @@
               <w:rFonts w:hint="eastAsia" w:ascii="Microsoft JhengHei" w:hAnsi="Microsoft JhengHei" w:eastAsia="Microsoft JhengHei" w:cs="Microsoft JhengHei"/>
               <w:szCs w:val="24"/>
             </w:rPr>
-            <w:instrText xml:space="preserve"> HYPERLINK \l _Toc27940 </w:instrText>
+            <w:instrText xml:space="preserve"> HYPERLINK \l _Toc5295 </w:instrText>
           </w:r>
           <w:r>
             <w:rPr>
@@ -1627,7 +1627,7 @@
             <w:fldChar w:fldCharType="begin"/>
           </w:r>
           <w:r>
-            <w:instrText xml:space="preserve"> PAGEREF _Toc27940 \h </w:instrText>
+            <w:instrText xml:space="preserve"> PAGEREF _Toc5295 \h </w:instrText>
           </w:r>
           <w:r>
             <w:fldChar w:fldCharType="separate"/>
@@ -1665,7 +1665,7 @@
               <w:rFonts w:hint="eastAsia" w:ascii="Microsoft JhengHei" w:hAnsi="Microsoft JhengHei" w:eastAsia="Microsoft JhengHei" w:cs="Microsoft JhengHei"/>
               <w:szCs w:val="24"/>
             </w:rPr>
-            <w:instrText xml:space="preserve"> HYPERLINK \l _Toc32598 </w:instrText>
+            <w:instrText xml:space="preserve"> HYPERLINK \l _Toc20844 </w:instrText>
           </w:r>
           <w:r>
             <w:rPr>
@@ -1694,7 +1694,7 @@
             <w:fldChar w:fldCharType="begin"/>
           </w:r>
           <w:r>
-            <w:instrText xml:space="preserve"> PAGEREF _Toc32598 \h </w:instrText>
+            <w:instrText xml:space="preserve"> PAGEREF _Toc20844 \h </w:instrText>
           </w:r>
           <w:r>
             <w:fldChar w:fldCharType="separate"/>
@@ -1732,7 +1732,7 @@
               <w:rFonts w:hint="eastAsia" w:ascii="Microsoft JhengHei" w:hAnsi="Microsoft JhengHei" w:eastAsia="Microsoft JhengHei" w:cs="Microsoft JhengHei"/>
               <w:szCs w:val="24"/>
             </w:rPr>
-            <w:instrText xml:space="preserve"> HYPERLINK \l _Toc12883 </w:instrText>
+            <w:instrText xml:space="preserve"> HYPERLINK \l _Toc10213 </w:instrText>
           </w:r>
           <w:r>
             <w:rPr>
@@ -1761,7 +1761,7 @@
             <w:fldChar w:fldCharType="begin"/>
           </w:r>
           <w:r>
-            <w:instrText xml:space="preserve"> PAGEREF _Toc12883 \h </w:instrText>
+            <w:instrText xml:space="preserve"> PAGEREF _Toc10213 \h </w:instrText>
           </w:r>
           <w:r>
             <w:fldChar w:fldCharType="separate"/>
@@ -1799,7 +1799,7 @@
               <w:rFonts w:hint="eastAsia" w:ascii="Microsoft JhengHei" w:hAnsi="Microsoft JhengHei" w:eastAsia="Microsoft JhengHei" w:cs="Microsoft JhengHei"/>
               <w:szCs w:val="24"/>
             </w:rPr>
-            <w:instrText xml:space="preserve"> HYPERLINK \l _Toc28816 </w:instrText>
+            <w:instrText xml:space="preserve"> HYPERLINK \l _Toc31328 </w:instrText>
           </w:r>
           <w:r>
             <w:rPr>
@@ -1828,7 +1828,7 @@
             <w:fldChar w:fldCharType="begin"/>
           </w:r>
           <w:r>
-            <w:instrText xml:space="preserve"> PAGEREF _Toc28816 \h </w:instrText>
+            <w:instrText xml:space="preserve"> PAGEREF _Toc31328 \h </w:instrText>
           </w:r>
           <w:r>
             <w:fldChar w:fldCharType="separate"/>
@@ -1866,7 +1866,7 @@
               <w:rFonts w:hint="eastAsia" w:ascii="Microsoft JhengHei" w:hAnsi="Microsoft JhengHei" w:eastAsia="Microsoft JhengHei" w:cs="Microsoft JhengHei"/>
               <w:szCs w:val="24"/>
             </w:rPr>
-            <w:instrText xml:space="preserve"> HYPERLINK \l _Toc13423 </w:instrText>
+            <w:instrText xml:space="preserve"> HYPERLINK \l _Toc19823 </w:instrText>
           </w:r>
           <w:r>
             <w:rPr>
@@ -1895,7 +1895,7 @@
             <w:fldChar w:fldCharType="begin"/>
           </w:r>
           <w:r>
-            <w:instrText xml:space="preserve"> PAGEREF _Toc13423 \h </w:instrText>
+            <w:instrText xml:space="preserve"> PAGEREF _Toc19823 \h </w:instrText>
           </w:r>
           <w:r>
             <w:fldChar w:fldCharType="separate"/>
@@ -1933,7 +1933,7 @@
               <w:rFonts w:hint="eastAsia" w:ascii="Microsoft JhengHei" w:hAnsi="Microsoft JhengHei" w:eastAsia="Microsoft JhengHei" w:cs="Microsoft JhengHei"/>
               <w:szCs w:val="24"/>
             </w:rPr>
-            <w:instrText xml:space="preserve"> HYPERLINK \l _Toc8320 </w:instrText>
+            <w:instrText xml:space="preserve"> HYPERLINK \l _Toc20529 </w:instrText>
           </w:r>
           <w:r>
             <w:rPr>
@@ -1962,7 +1962,7 @@
             <w:fldChar w:fldCharType="begin"/>
           </w:r>
           <w:r>
-            <w:instrText xml:space="preserve"> PAGEREF _Toc8320 \h </w:instrText>
+            <w:instrText xml:space="preserve"> PAGEREF _Toc20529 \h </w:instrText>
           </w:r>
           <w:r>
             <w:fldChar w:fldCharType="separate"/>
@@ -2073,7 +2073,7 @@
           <w:szCs w:val="24"/>
         </w:rPr>
       </w:pPr>
-      <w:bookmarkStart w:id="2" w:name="_Toc18446"/>
+      <w:bookmarkStart w:id="2" w:name="_Toc3410"/>
       <w:r>
         <w:rPr>
           <w:sz w:val="24"/>
@@ -2225,7 +2225,7 @@
           <w:szCs w:val="24"/>
         </w:rPr>
       </w:pPr>
-      <w:bookmarkStart w:id="3" w:name="_Toc10232"/>
+      <w:bookmarkStart w:id="3" w:name="_Toc21116"/>
       <w:r>
         <w:rPr>
           <w:sz w:val="24"/>
@@ -2291,7 +2291,7 @@
           <w:szCs w:val="24"/>
         </w:rPr>
       </w:pPr>
-      <w:bookmarkStart w:id="4" w:name="_Toc27940"/>
+      <w:bookmarkStart w:id="4" w:name="_Toc5295"/>
       <w:r>
         <w:rPr>
           <w:sz w:val="24"/>
@@ -2368,7 +2368,12 @@
         <w:t>2</w:t>
       </w:r>
       <w:r>
-        <w:t>2《信息技术服务 运行维护 第 1 部分：通用要求》</w:t>
+        <w:t>2《信息技术服务 运行维护 第</w:t>
+      </w:r>
+      <w:bookmarkStart w:id="10" w:name="_GoBack"/>
+      <w:bookmarkEnd w:id="10"/>
+      <w:r>
+        <w:t>1部分：通用要求》</w:t>
       </w:r>
     </w:p>
     <w:p>
@@ -2501,7 +2506,7 @@
           <w:szCs w:val="24"/>
         </w:rPr>
       </w:pPr>
-      <w:bookmarkStart w:id="5" w:name="_Toc32598"/>
+      <w:bookmarkStart w:id="5" w:name="_Toc20844"/>
       <w:r>
         <w:rPr>
           <w:sz w:val="24"/>
@@ -2657,7 +2662,7 @@
           <w:szCs w:val="24"/>
         </w:rPr>
       </w:pPr>
-      <w:bookmarkStart w:id="6" w:name="_Toc12883"/>
+      <w:bookmarkStart w:id="6" w:name="_Toc10213"/>
       <w:r>
         <w:rPr>
           <w:sz w:val="24"/>
@@ -2739,7 +2744,7 @@
           <w:szCs w:val="24"/>
         </w:rPr>
       </w:pPr>
-      <w:bookmarkStart w:id="7" w:name="_Toc28816"/>
+      <w:bookmarkStart w:id="7" w:name="_Toc31328"/>
       <w:r>
         <w:rPr>
           <w:sz w:val="24"/>
@@ -2952,7 +2957,7 @@
           <w:szCs w:val="24"/>
         </w:rPr>
       </w:pPr>
-      <w:bookmarkStart w:id="8" w:name="_Toc13423"/>
+      <w:bookmarkStart w:id="8" w:name="_Toc19823"/>
       <w:r>
         <w:rPr>
           <w:sz w:val="24"/>
@@ -3130,7 +3135,7 @@
           <w:szCs w:val="24"/>
         </w:rPr>
       </w:pPr>
-      <w:bookmarkStart w:id="9" w:name="_Toc8320"/>
+      <w:bookmarkStart w:id="9" w:name="_Toc20529"/>
       <w:r>
         <w:rPr>
           <w:sz w:val="24"/>
@@ -3320,8 +3325,6 @@
         </w:rPr>
         <w:tab/>
       </w:r>
-      <w:bookmarkStart w:id="10" w:name="_GoBack"/>
-      <w:bookmarkEnd w:id="10"/>
       <w:r>
         <w:rPr>
           <w:rFonts w:hint="eastAsia" w:ascii="宋体" w:hAnsi="宋体" w:eastAsia="宋体" w:cs="宋体"/>
@@ -3676,6 +3679,23 @@
     </w:lvl>
   </w:abstractNum>
   <w:abstractNum w:abstractNumId="1">
+    <w:nsid w:val="E8FEBAC9"/>
+    <w:multiLevelType w:val="singleLevel"/>
+    <w:tmpl w:val="E8FEBAC9"/>
+    <w:lvl w:ilvl="0" w:tentative="0">
+      <w:start w:val="1"/>
+      <w:numFmt w:val="decimal"/>
+      <w:lvlText w:val="%1."/>
+      <w:lvlJc w:val="left"/>
+      <w:pPr>
+        <w:ind w:left="425" w:hanging="425"/>
+      </w:pPr>
+      <w:rPr>
+        <w:rFonts w:hint="default"/>
+      </w:rPr>
+    </w:lvl>
+  </w:abstractNum>
+  <w:abstractNum w:abstractNumId="2">
     <w:nsid w:val="F32448F8"/>
     <w:multiLevelType w:val="singleLevel"/>
     <w:tmpl w:val="F32448F8"/>
@@ -3692,7 +3712,7 @@
       </w:rPr>
     </w:lvl>
   </w:abstractNum>
-  <w:abstractNum w:abstractNumId="2">
+  <w:abstractNum w:abstractNumId="3">
     <w:nsid w:val="26655A1B"/>
     <w:multiLevelType w:val="singleLevel"/>
     <w:tmpl w:val="26655A1B"/>
@@ -3700,23 +3720,6 @@
       <w:start w:val="1"/>
       <w:numFmt w:val="decimal"/>
       <w:lvlText w:val="%1."/>
-      <w:lvlJc w:val="left"/>
-      <w:pPr>
-        <w:ind w:left="425" w:hanging="425"/>
-      </w:pPr>
-      <w:rPr>
-        <w:rFonts w:hint="default"/>
-      </w:rPr>
-    </w:lvl>
-  </w:abstractNum>
-  <w:abstractNum w:abstractNumId="3">
-    <w:nsid w:val="39827BAA"/>
-    <w:multiLevelType w:val="singleLevel"/>
-    <w:tmpl w:val="39827BAA"/>
-    <w:lvl w:ilvl="0" w:tentative="0">
-      <w:start w:val="1"/>
-      <w:numFmt w:val="decimal"/>
-      <w:lvlText w:val="(%1)"/>
       <w:lvlJc w:val="left"/>
       <w:pPr>
         <w:ind w:left="425" w:hanging="425"/>
@@ -3730,13 +3733,13 @@
     <w:abstractNumId w:val="0"/>
   </w:num>
   <w:num w:numId="2">
-    <w:abstractNumId w:val="3"/>
+    <w:abstractNumId w:val="1"/>
   </w:num>
   <w:num w:numId="3">
-    <w:abstractNumId w:val="1"/>
+    <w:abstractNumId w:val="2"/>
   </w:num>
   <w:num w:numId="4">
-    <w:abstractNumId w:val="2"/>
+    <w:abstractNumId w:val="3"/>
   </w:num>
 </w:numbering>
 </file>

--- a/4.质量管理/2.运行记录类文件/040204-内部审核报告.docx
+++ b/4.质量管理/2.运行记录类文件/040204-内部审核报告.docx
@@ -43,14 +43,7 @@
         <w:snapToGrid w:val="0"/>
         <w:textAlignment w:val="baseline"/>
       </w:pPr>
-      <w:bookmarkStart w:id="0" w:name="_Toc2051"/>
-      <w:r>
-        <w:rPr>
-          <w:rFonts w:hint="eastAsia"/>
-          <w:lang w:val="en-US" w:eastAsia="zh-CN"/>
-        </w:rPr>
-        <w:t>2025年</w:t>
-      </w:r>
+      <w:bookmarkStart w:id="0" w:name="_Toc9808"/>
       <w:r>
         <w:t>内部审核报告</w:t>
       </w:r>
@@ -74,7 +67,7 @@
         <w:snapToGrid w:val="0"/>
         <w:textAlignment w:val="baseline"/>
       </w:pPr>
-      <w:bookmarkStart w:id="1" w:name="_Toc30375"/>
+      <w:bookmarkStart w:id="1" w:name="_Toc18890"/>
       <w:r>
         <w:t>中达丰集团有限公司</w:t>
       </w:r>
@@ -264,14 +257,6 @@
               <w:ind w:left="138"/>
               <w:textAlignment w:val="baseline"/>
             </w:pPr>
-            <w:r>
-              <w:rPr>
-                <w:rFonts w:hint="eastAsia"/>
-                <w:spacing w:val="-2"/>
-                <w:lang w:val="en-US" w:eastAsia="zh-CN"/>
-              </w:rPr>
-              <w:t>2025年</w:t>
-            </w:r>
             <w:r>
               <w:rPr>
                 <w:spacing w:val="-2"/>
@@ -1343,7 +1328,7 @@
               <w:rFonts w:hint="eastAsia" w:ascii="Microsoft JhengHei" w:hAnsi="Microsoft JhengHei" w:eastAsia="Microsoft JhengHei" w:cs="Microsoft JhengHei"/>
               <w:szCs w:val="24"/>
             </w:rPr>
-            <w:instrText xml:space="preserve"> HYPERLINK \l _Toc2051 </w:instrText>
+            <w:instrText xml:space="preserve"> HYPERLINK \l _Toc9808 </w:instrText>
           </w:r>
           <w:r>
             <w:rPr>
@@ -1353,13 +1338,6 @@
             <w:fldChar w:fldCharType="separate"/>
           </w:r>
           <w:r>
-            <w:rPr>
-              <w:rFonts w:hint="eastAsia"/>
-              <w:lang w:val="en-US" w:eastAsia="zh-CN"/>
-            </w:rPr>
-            <w:t>2025年</w:t>
-          </w:r>
-          <w:r>
             <w:t>内部审核报告</w:t>
           </w:r>
           <w:r>
@@ -1369,7 +1347,7 @@
             <w:fldChar w:fldCharType="begin"/>
           </w:r>
           <w:r>
-            <w:instrText xml:space="preserve"> PAGEREF _Toc2051 \h </w:instrText>
+            <w:instrText xml:space="preserve"> PAGEREF _Toc9808 \h </w:instrText>
           </w:r>
           <w:r>
             <w:fldChar w:fldCharType="separate"/>
@@ -1407,7 +1385,7 @@
               <w:rFonts w:hint="eastAsia" w:ascii="Microsoft JhengHei" w:hAnsi="Microsoft JhengHei" w:eastAsia="Microsoft JhengHei" w:cs="Microsoft JhengHei"/>
               <w:szCs w:val="24"/>
             </w:rPr>
-            <w:instrText xml:space="preserve"> HYPERLINK \l _Toc30375 </w:instrText>
+            <w:instrText xml:space="preserve"> HYPERLINK \l _Toc18890 </w:instrText>
           </w:r>
           <w:r>
             <w:rPr>
@@ -1426,7 +1404,7 @@
             <w:fldChar w:fldCharType="begin"/>
           </w:r>
           <w:r>
-            <w:instrText xml:space="preserve"> PAGEREF _Toc30375 \h </w:instrText>
+            <w:instrText xml:space="preserve"> PAGEREF _Toc18890 \h </w:instrText>
           </w:r>
           <w:r>
             <w:fldChar w:fldCharType="separate"/>
@@ -1464,7 +1442,7 @@
               <w:rFonts w:hint="eastAsia" w:ascii="Microsoft JhengHei" w:hAnsi="Microsoft JhengHei" w:eastAsia="Microsoft JhengHei" w:cs="Microsoft JhengHei"/>
               <w:szCs w:val="24"/>
             </w:rPr>
-            <w:instrText xml:space="preserve"> HYPERLINK \l _Toc3410 </w:instrText>
+            <w:instrText xml:space="preserve"> HYPERLINK \l _Toc10720 </w:instrText>
           </w:r>
           <w:r>
             <w:rPr>
@@ -1493,7 +1471,7 @@
             <w:fldChar w:fldCharType="begin"/>
           </w:r>
           <w:r>
-            <w:instrText xml:space="preserve"> PAGEREF _Toc3410 \h </w:instrText>
+            <w:instrText xml:space="preserve"> PAGEREF _Toc10720 \h </w:instrText>
           </w:r>
           <w:r>
             <w:fldChar w:fldCharType="separate"/>
@@ -1531,7 +1509,7 @@
               <w:rFonts w:hint="eastAsia" w:ascii="Microsoft JhengHei" w:hAnsi="Microsoft JhengHei" w:eastAsia="Microsoft JhengHei" w:cs="Microsoft JhengHei"/>
               <w:szCs w:val="24"/>
             </w:rPr>
-            <w:instrText xml:space="preserve"> HYPERLINK \l _Toc21116 </w:instrText>
+            <w:instrText xml:space="preserve"> HYPERLINK \l _Toc6848 </w:instrText>
           </w:r>
           <w:r>
             <w:rPr>
@@ -1560,7 +1538,7 @@
             <w:fldChar w:fldCharType="begin"/>
           </w:r>
           <w:r>
-            <w:instrText xml:space="preserve"> PAGEREF _Toc21116 \h </w:instrText>
+            <w:instrText xml:space="preserve"> PAGEREF _Toc6848 \h </w:instrText>
           </w:r>
           <w:r>
             <w:fldChar w:fldCharType="separate"/>
@@ -1598,7 +1576,7 @@
               <w:rFonts w:hint="eastAsia" w:ascii="Microsoft JhengHei" w:hAnsi="Microsoft JhengHei" w:eastAsia="Microsoft JhengHei" w:cs="Microsoft JhengHei"/>
               <w:szCs w:val="24"/>
             </w:rPr>
-            <w:instrText xml:space="preserve"> HYPERLINK \l _Toc5295 </w:instrText>
+            <w:instrText xml:space="preserve"> HYPERLINK \l _Toc679 </w:instrText>
           </w:r>
           <w:r>
             <w:rPr>
@@ -1627,7 +1605,7 @@
             <w:fldChar w:fldCharType="begin"/>
           </w:r>
           <w:r>
-            <w:instrText xml:space="preserve"> PAGEREF _Toc5295 \h </w:instrText>
+            <w:instrText xml:space="preserve"> PAGEREF _Toc679 \h </w:instrText>
           </w:r>
           <w:r>
             <w:fldChar w:fldCharType="separate"/>
@@ -1665,7 +1643,7 @@
               <w:rFonts w:hint="eastAsia" w:ascii="Microsoft JhengHei" w:hAnsi="Microsoft JhengHei" w:eastAsia="Microsoft JhengHei" w:cs="Microsoft JhengHei"/>
               <w:szCs w:val="24"/>
             </w:rPr>
-            <w:instrText xml:space="preserve"> HYPERLINK \l _Toc20844 </w:instrText>
+            <w:instrText xml:space="preserve"> HYPERLINK \l _Toc4493 </w:instrText>
           </w:r>
           <w:r>
             <w:rPr>
@@ -1694,7 +1672,7 @@
             <w:fldChar w:fldCharType="begin"/>
           </w:r>
           <w:r>
-            <w:instrText xml:space="preserve"> PAGEREF _Toc20844 \h </w:instrText>
+            <w:instrText xml:space="preserve"> PAGEREF _Toc4493 \h </w:instrText>
           </w:r>
           <w:r>
             <w:fldChar w:fldCharType="separate"/>
@@ -1732,7 +1710,7 @@
               <w:rFonts w:hint="eastAsia" w:ascii="Microsoft JhengHei" w:hAnsi="Microsoft JhengHei" w:eastAsia="Microsoft JhengHei" w:cs="Microsoft JhengHei"/>
               <w:szCs w:val="24"/>
             </w:rPr>
-            <w:instrText xml:space="preserve"> HYPERLINK \l _Toc10213 </w:instrText>
+            <w:instrText xml:space="preserve"> HYPERLINK \l _Toc28289 </w:instrText>
           </w:r>
           <w:r>
             <w:rPr>
@@ -1761,7 +1739,7 @@
             <w:fldChar w:fldCharType="begin"/>
           </w:r>
           <w:r>
-            <w:instrText xml:space="preserve"> PAGEREF _Toc10213 \h </w:instrText>
+            <w:instrText xml:space="preserve"> PAGEREF _Toc28289 \h </w:instrText>
           </w:r>
           <w:r>
             <w:fldChar w:fldCharType="separate"/>
@@ -1799,7 +1777,7 @@
               <w:rFonts w:hint="eastAsia" w:ascii="Microsoft JhengHei" w:hAnsi="Microsoft JhengHei" w:eastAsia="Microsoft JhengHei" w:cs="Microsoft JhengHei"/>
               <w:szCs w:val="24"/>
             </w:rPr>
-            <w:instrText xml:space="preserve"> HYPERLINK \l _Toc31328 </w:instrText>
+            <w:instrText xml:space="preserve"> HYPERLINK \l _Toc25186 </w:instrText>
           </w:r>
           <w:r>
             <w:rPr>
@@ -1828,7 +1806,7 @@
             <w:fldChar w:fldCharType="begin"/>
           </w:r>
           <w:r>
-            <w:instrText xml:space="preserve"> PAGEREF _Toc31328 \h </w:instrText>
+            <w:instrText xml:space="preserve"> PAGEREF _Toc25186 \h </w:instrText>
           </w:r>
           <w:r>
             <w:fldChar w:fldCharType="separate"/>
@@ -1866,7 +1844,7 @@
               <w:rFonts w:hint="eastAsia" w:ascii="Microsoft JhengHei" w:hAnsi="Microsoft JhengHei" w:eastAsia="Microsoft JhengHei" w:cs="Microsoft JhengHei"/>
               <w:szCs w:val="24"/>
             </w:rPr>
-            <w:instrText xml:space="preserve"> HYPERLINK \l _Toc19823 </w:instrText>
+            <w:instrText xml:space="preserve"> HYPERLINK \l _Toc12151 </w:instrText>
           </w:r>
           <w:r>
             <w:rPr>
@@ -1895,7 +1873,7 @@
             <w:fldChar w:fldCharType="begin"/>
           </w:r>
           <w:r>
-            <w:instrText xml:space="preserve"> PAGEREF _Toc19823 \h </w:instrText>
+            <w:instrText xml:space="preserve"> PAGEREF _Toc12151 \h </w:instrText>
           </w:r>
           <w:r>
             <w:fldChar w:fldCharType="separate"/>
@@ -1933,7 +1911,7 @@
               <w:rFonts w:hint="eastAsia" w:ascii="Microsoft JhengHei" w:hAnsi="Microsoft JhengHei" w:eastAsia="Microsoft JhengHei" w:cs="Microsoft JhengHei"/>
               <w:szCs w:val="24"/>
             </w:rPr>
-            <w:instrText xml:space="preserve"> HYPERLINK \l _Toc20529 </w:instrText>
+            <w:instrText xml:space="preserve"> HYPERLINK \l _Toc13121 </w:instrText>
           </w:r>
           <w:r>
             <w:rPr>
@@ -1962,7 +1940,7 @@
             <w:fldChar w:fldCharType="begin"/>
           </w:r>
           <w:r>
-            <w:instrText xml:space="preserve"> PAGEREF _Toc20529 \h </w:instrText>
+            <w:instrText xml:space="preserve"> PAGEREF _Toc13121 \h </w:instrText>
           </w:r>
           <w:r>
             <w:fldChar w:fldCharType="separate"/>
@@ -2073,7 +2051,7 @@
           <w:szCs w:val="24"/>
         </w:rPr>
       </w:pPr>
-      <w:bookmarkStart w:id="2" w:name="_Toc3410"/>
+      <w:bookmarkStart w:id="2" w:name="_Toc10720"/>
       <w:r>
         <w:rPr>
           <w:sz w:val="24"/>
@@ -2225,7 +2203,7 @@
           <w:szCs w:val="24"/>
         </w:rPr>
       </w:pPr>
-      <w:bookmarkStart w:id="3" w:name="_Toc21116"/>
+      <w:bookmarkStart w:id="3" w:name="_Toc6848"/>
       <w:r>
         <w:rPr>
           <w:sz w:val="24"/>
@@ -2291,7 +2269,7 @@
           <w:szCs w:val="24"/>
         </w:rPr>
       </w:pPr>
-      <w:bookmarkStart w:id="4" w:name="_Toc5295"/>
+      <w:bookmarkStart w:id="4" w:name="_Toc679"/>
       <w:r>
         <w:rPr>
           <w:sz w:val="24"/>
@@ -2368,12 +2346,7 @@
         <w:t>2</w:t>
       </w:r>
       <w:r>
-        <w:t>2《信息技术服务 运行维护 第</w:t>
-      </w:r>
-      <w:bookmarkStart w:id="10" w:name="_GoBack"/>
-      <w:bookmarkEnd w:id="10"/>
-      <w:r>
-        <w:t>1部分：通用要求》</w:t>
+        <w:t>2《信息技术服务 运行维护 第1部分：通用要求》</w:t>
       </w:r>
     </w:p>
     <w:p>
@@ -2506,7 +2479,7 @@
           <w:szCs w:val="24"/>
         </w:rPr>
       </w:pPr>
-      <w:bookmarkStart w:id="5" w:name="_Toc20844"/>
+      <w:bookmarkStart w:id="5" w:name="_Toc4493"/>
       <w:r>
         <w:rPr>
           <w:sz w:val="24"/>
@@ -2662,7 +2635,7 @@
           <w:szCs w:val="24"/>
         </w:rPr>
       </w:pPr>
-      <w:bookmarkStart w:id="6" w:name="_Toc10213"/>
+      <w:bookmarkStart w:id="6" w:name="_Toc28289"/>
       <w:r>
         <w:rPr>
           <w:sz w:val="24"/>
@@ -2744,7 +2717,7 @@
           <w:szCs w:val="24"/>
         </w:rPr>
       </w:pPr>
-      <w:bookmarkStart w:id="7" w:name="_Toc31328"/>
+      <w:bookmarkStart w:id="7" w:name="_Toc25186"/>
       <w:r>
         <w:rPr>
           <w:sz w:val="24"/>
@@ -2753,6 +2726,69 @@
         <w:t>审核计划的实施情况总结</w:t>
       </w:r>
       <w:bookmarkEnd w:id="7"/>
+    </w:p>
+    <w:p>
+      <w:pPr>
+        <w:pStyle w:val="27"/>
+        <w:bidi w:val="0"/>
+      </w:pPr>
+      <w:r>
+        <w:t>审核组经过</w:t>
+      </w:r>
+      <w:r>
+        <w:rPr>
+          <w:rFonts w:hint="eastAsia"/>
+          <w:lang w:val="en-US" w:eastAsia="zh-CN"/>
+        </w:rPr>
+        <w:t>2</w:t>
+      </w:r>
+      <w:r>
+        <w:t>天的审核，对运维体系的运行的实际情况所涉及到的部门的职责进行了全面的审核，审核过程中得到了各部门的大力支持和配合，按计划完成了本次审核。</w:t>
+      </w:r>
+    </w:p>
+    <w:p>
+      <w:pPr>
+        <w:pStyle w:val="27"/>
+        <w:bidi w:val="0"/>
+        <w:rPr>
+          <w:rFonts w:ascii="宋体" w:hAnsi="宋体" w:eastAsia="宋体" w:cs="宋体"/>
+          <w:spacing w:val="-1"/>
+          <w:szCs w:val="24"/>
+        </w:rPr>
+      </w:pPr>
+      <w:r>
+        <w:t>此次内审采用询问交谈、查阅文件记录、现场查看、随机抽样等方法来收集客观证据。各部门按职责的要求开展工作，提供了大量的符合性证据。通过此次公司内部审核，各相</w:t>
+      </w:r>
+      <w:r>
+        <w:rPr>
+          <w:rFonts w:hint="eastAsia"/>
+          <w:lang w:val="en-US" w:eastAsia="zh-CN"/>
+        </w:rPr>
+        <w:t>关</w:t>
+      </w:r>
+      <w:r>
+        <w:t>部门和个人能认真对待、</w:t>
+      </w:r>
+      <w:r>
+        <w:rPr>
+          <w:rFonts w:hint="eastAsia"/>
+          <w:lang w:val="en-US" w:eastAsia="zh-CN"/>
+        </w:rPr>
+        <w:t>积极</w:t>
+      </w:r>
+      <w:r>
+        <w:t>配合，内审过程实施顺利</w:t>
+      </w:r>
+      <w:r>
+        <w:rPr>
+          <w:rFonts w:hint="eastAsia"/>
+          <w:lang w:eastAsia="zh-CN"/>
+        </w:rPr>
+        <w:t>，</w:t>
+      </w:r>
+      <w:r>
+        <w:t>取证较为全面、客观。</w:t>
+      </w:r>
     </w:p>
     <w:p>
       <w:pPr>
@@ -2786,152 +2822,6 @@
           <w:sz w:val="24"/>
           <w:szCs w:val="24"/>
         </w:rPr>
-        <w:t>审核组经过</w:t>
-      </w:r>
-      <w:r>
-        <w:rPr>
-          <w:rFonts w:hint="eastAsia" w:ascii="宋体" w:hAnsi="宋体" w:eastAsia="宋体" w:cs="宋体"/>
-          <w:spacing w:val="-1"/>
-          <w:sz w:val="24"/>
-          <w:szCs w:val="24"/>
-          <w:lang w:val="en-US" w:eastAsia="zh-CN"/>
-        </w:rPr>
-        <w:t>2</w:t>
-      </w:r>
-      <w:r>
-        <w:rPr>
-          <w:rFonts w:ascii="宋体" w:hAnsi="宋体" w:eastAsia="宋体" w:cs="宋体"/>
-          <w:spacing w:val="-1"/>
-          <w:sz w:val="24"/>
-          <w:szCs w:val="24"/>
-        </w:rPr>
-        <w:t>天的审核，对运维体系的运行的实际情况所涉及到的部门的职责进行了全面的审核，审核过程中得到了各部门的大力支持和配合，按计划完成了本次审核。</w:t>
-      </w:r>
-    </w:p>
-    <w:p>
-      <w:pPr>
-        <w:keepNext w:val="0"/>
-        <w:keepLines w:val="0"/>
-        <w:pageBreakBefore w:val="0"/>
-        <w:widowControl w:val="0"/>
-        <w:kinsoku w:val="0"/>
-        <w:wordWrap/>
-        <w:overflowPunct/>
-        <w:topLinePunct w:val="0"/>
-        <w:autoSpaceDE w:val="0"/>
-        <w:autoSpaceDN w:val="0"/>
-        <w:bidi w:val="0"/>
-        <w:adjustRightInd w:val="0"/>
-        <w:snapToGrid w:val="0"/>
-        <w:spacing w:line="360" w:lineRule="auto"/>
-        <w:ind w:left="0" w:firstLine="476" w:firstLineChars="200"/>
-        <w:textAlignment w:val="baseline"/>
-        <w:rPr>
-          <w:rFonts w:ascii="宋体" w:hAnsi="宋体" w:eastAsia="宋体" w:cs="宋体"/>
-          <w:spacing w:val="-1"/>
-          <w:sz w:val="24"/>
-          <w:szCs w:val="24"/>
-        </w:rPr>
-      </w:pPr>
-      <w:r>
-        <w:rPr>
-          <w:rFonts w:ascii="宋体" w:hAnsi="宋体" w:eastAsia="宋体" w:cs="宋体"/>
-          <w:spacing w:val="-1"/>
-          <w:sz w:val="24"/>
-          <w:szCs w:val="24"/>
-        </w:rPr>
-        <w:t>此次内审采用询问交谈、查阅文件记录、现场查看、随机抽样等方法来收集客观证据。各部门按职责的要求开展工作，提供了大量的符合性证据。通过此次公司内部审核，各相</w:t>
-      </w:r>
-      <w:r>
-        <w:rPr>
-          <w:rFonts w:hint="eastAsia" w:ascii="宋体" w:hAnsi="宋体" w:eastAsia="宋体" w:cs="宋体"/>
-          <w:spacing w:val="-1"/>
-          <w:sz w:val="24"/>
-          <w:szCs w:val="24"/>
-          <w:lang w:val="en-US" w:eastAsia="zh-CN"/>
-        </w:rPr>
-        <w:t>关</w:t>
-      </w:r>
-      <w:r>
-        <w:rPr>
-          <w:rFonts w:ascii="宋体" w:hAnsi="宋体" w:eastAsia="宋体" w:cs="宋体"/>
-          <w:spacing w:val="-1"/>
-          <w:sz w:val="24"/>
-          <w:szCs w:val="24"/>
-        </w:rPr>
-        <w:t>部门和个人能认真对待、</w:t>
-      </w:r>
-      <w:r>
-        <w:rPr>
-          <w:rFonts w:hint="eastAsia" w:ascii="宋体" w:hAnsi="宋体" w:eastAsia="宋体" w:cs="宋体"/>
-          <w:spacing w:val="-1"/>
-          <w:sz w:val="24"/>
-          <w:szCs w:val="24"/>
-          <w:lang w:val="en-US" w:eastAsia="zh-CN"/>
-        </w:rPr>
-        <w:t>积极</w:t>
-      </w:r>
-      <w:r>
-        <w:rPr>
-          <w:rFonts w:ascii="宋体" w:hAnsi="宋体" w:eastAsia="宋体" w:cs="宋体"/>
-          <w:spacing w:val="-1"/>
-          <w:sz w:val="24"/>
-          <w:szCs w:val="24"/>
-        </w:rPr>
-        <w:t>配合，内审过程实施顺利</w:t>
-      </w:r>
-      <w:r>
-        <w:rPr>
-          <w:rFonts w:hint="eastAsia" w:ascii="宋体" w:hAnsi="宋体" w:eastAsia="宋体" w:cs="宋体"/>
-          <w:spacing w:val="-1"/>
-          <w:sz w:val="24"/>
-          <w:szCs w:val="24"/>
-          <w:lang w:eastAsia="zh-CN"/>
-        </w:rPr>
-        <w:t>，</w:t>
-      </w:r>
-      <w:r>
-        <w:rPr>
-          <w:rFonts w:ascii="宋体" w:hAnsi="宋体" w:eastAsia="宋体" w:cs="宋体"/>
-          <w:spacing w:val="-1"/>
-          <w:sz w:val="24"/>
-          <w:szCs w:val="24"/>
-        </w:rPr>
-        <w:t>取证较为全面、客观。</w:t>
-      </w:r>
-    </w:p>
-    <w:p>
-      <w:pPr>
-        <w:keepNext w:val="0"/>
-        <w:keepLines w:val="0"/>
-        <w:pageBreakBefore w:val="0"/>
-        <w:widowControl w:val="0"/>
-        <w:kinsoku w:val="0"/>
-        <w:wordWrap/>
-        <w:overflowPunct/>
-        <w:topLinePunct w:val="0"/>
-        <w:autoSpaceDE w:val="0"/>
-        <w:autoSpaceDN w:val="0"/>
-        <w:bidi w:val="0"/>
-        <w:adjustRightInd w:val="0"/>
-        <w:snapToGrid w:val="0"/>
-        <w:spacing w:line="360" w:lineRule="auto"/>
-        <w:ind w:left="0" w:firstLine="476" w:firstLineChars="200"/>
-        <w:textAlignment w:val="baseline"/>
-        <w:rPr>
-          <w:rFonts w:ascii="宋体" w:hAnsi="宋体" w:eastAsia="宋体" w:cs="宋体"/>
-          <w:spacing w:val="-1"/>
-          <w:sz w:val="24"/>
-          <w:szCs w:val="24"/>
-        </w:rPr>
-      </w:pPr>
-      <w:r>
-        <w:rPr>
-          <w:rFonts w:ascii="宋体" w:hAnsi="宋体" w:eastAsia="宋体" w:cs="宋体"/>
-          <w:spacing w:val="-1"/>
-          <w:sz w:val="24"/>
-          <w:szCs w:val="24"/>
-        </w:rPr>
         <w:t>公司已经按运维服务标准的要求，建立了较为健全的运维服务能力体系，并制定了一系列管理制度，但尚有部分记录文件需待改进，以保证程序文件与实际操作的符合性。</w:t>
       </w:r>
     </w:p>
@@ -2957,7 +2847,7 @@
           <w:szCs w:val="24"/>
         </w:rPr>
       </w:pPr>
-      <w:bookmarkStart w:id="8" w:name="_Toc19823"/>
+      <w:bookmarkStart w:id="8" w:name="_Toc12151"/>
       <w:r>
         <w:rPr>
           <w:sz w:val="24"/>
@@ -3000,7 +2890,7 @@
           <w:sz w:val="24"/>
           <w:szCs w:val="24"/>
         </w:rPr>
-        <w:t>本次内审共发现 1 处不符合项， 不符合项如下：</w:t>
+        <w:t>本次内审共发现1处不符合项，不符合项如下：</w:t>
       </w:r>
     </w:p>
     <w:p>
@@ -3055,7 +2945,7 @@
           <w:sz w:val="24"/>
           <w:szCs w:val="24"/>
         </w:rPr>
-        <w:t>的评审记录未生成；不符合 7.</w:t>
+        <w:t>的评审记录未生成；不符合7.</w:t>
       </w:r>
       <w:r>
         <w:rPr>
@@ -3135,7 +3025,7 @@
           <w:szCs w:val="24"/>
         </w:rPr>
       </w:pPr>
-      <w:bookmarkStart w:id="9" w:name="_Toc20529"/>
+      <w:bookmarkStart w:id="9" w:name="_Toc13121"/>
       <w:r>
         <w:rPr>
           <w:sz w:val="24"/>
@@ -3285,6 +3175,8 @@
         </w:rPr>
         <w:tab/>
       </w:r>
+      <w:bookmarkStart w:id="10" w:name="_GoBack"/>
+      <w:bookmarkEnd w:id="10"/>
       <w:r>
         <w:rPr>
           <w:rFonts w:hint="eastAsia" w:ascii="宋体" w:hAnsi="宋体" w:eastAsia="宋体" w:cs="宋体"/>

--- a/4.质量管理/2.运行记录类文件/040204-内部审核报告.docx
+++ b/4.质量管理/2.运行记录类文件/040204-内部审核报告.docx
@@ -43,7 +43,7 @@
         <w:snapToGrid w:val="0"/>
         <w:textAlignment w:val="baseline"/>
       </w:pPr>
-      <w:bookmarkStart w:id="0" w:name="_Toc9808"/>
+      <w:bookmarkStart w:id="0" w:name="_Toc19076"/>
       <w:r>
         <w:t>内部审核报告</w:t>
       </w:r>
@@ -67,7 +67,7 @@
         <w:snapToGrid w:val="0"/>
         <w:textAlignment w:val="baseline"/>
       </w:pPr>
-      <w:bookmarkStart w:id="1" w:name="_Toc18890"/>
+      <w:bookmarkStart w:id="1" w:name="_Toc12589"/>
       <w:r>
         <w:t>中达丰集团有限公司</w:t>
       </w:r>
@@ -1292,6 +1292,8 @@
               <w:tab w:val="right" w:leader="dot" w:pos="8487"/>
             </w:tabs>
           </w:pPr>
+          <w:bookmarkStart w:id="10" w:name="_GoBack"/>
+          <w:bookmarkEnd w:id="10"/>
           <w:r>
             <w:rPr>
               <w:rFonts w:hint="eastAsia" w:ascii="Microsoft JhengHei" w:hAnsi="Microsoft JhengHei" w:eastAsia="Microsoft JhengHei" w:cs="Microsoft JhengHei"/>
@@ -1328,7 +1330,7 @@
               <w:rFonts w:hint="eastAsia" w:ascii="Microsoft JhengHei" w:hAnsi="Microsoft JhengHei" w:eastAsia="Microsoft JhengHei" w:cs="Microsoft JhengHei"/>
               <w:szCs w:val="24"/>
             </w:rPr>
-            <w:instrText xml:space="preserve"> HYPERLINK \l _Toc9808 </w:instrText>
+            <w:instrText xml:space="preserve"> HYPERLINK \l _Toc19076 </w:instrText>
           </w:r>
           <w:r>
             <w:rPr>
@@ -1347,7 +1349,7 @@
             <w:fldChar w:fldCharType="begin"/>
           </w:r>
           <w:r>
-            <w:instrText xml:space="preserve"> PAGEREF _Toc9808 \h </w:instrText>
+            <w:instrText xml:space="preserve"> PAGEREF _Toc19076 \h </w:instrText>
           </w:r>
           <w:r>
             <w:fldChar w:fldCharType="separate"/>
@@ -1385,7 +1387,7 @@
               <w:rFonts w:hint="eastAsia" w:ascii="Microsoft JhengHei" w:hAnsi="Microsoft JhengHei" w:eastAsia="Microsoft JhengHei" w:cs="Microsoft JhengHei"/>
               <w:szCs w:val="24"/>
             </w:rPr>
-            <w:instrText xml:space="preserve"> HYPERLINK \l _Toc18890 </w:instrText>
+            <w:instrText xml:space="preserve"> HYPERLINK \l _Toc12589 </w:instrText>
           </w:r>
           <w:r>
             <w:rPr>
@@ -1404,7 +1406,7 @@
             <w:fldChar w:fldCharType="begin"/>
           </w:r>
           <w:r>
-            <w:instrText xml:space="preserve"> PAGEREF _Toc18890 \h </w:instrText>
+            <w:instrText xml:space="preserve"> PAGEREF _Toc12589 \h </w:instrText>
           </w:r>
           <w:r>
             <w:fldChar w:fldCharType="separate"/>
@@ -1442,7 +1444,7 @@
               <w:rFonts w:hint="eastAsia" w:ascii="Microsoft JhengHei" w:hAnsi="Microsoft JhengHei" w:eastAsia="Microsoft JhengHei" w:cs="Microsoft JhengHei"/>
               <w:szCs w:val="24"/>
             </w:rPr>
-            <w:instrText xml:space="preserve"> HYPERLINK \l _Toc10720 </w:instrText>
+            <w:instrText xml:space="preserve"> HYPERLINK \l _Toc23959 </w:instrText>
           </w:r>
           <w:r>
             <w:rPr>
@@ -1471,7 +1473,7 @@
             <w:fldChar w:fldCharType="begin"/>
           </w:r>
           <w:r>
-            <w:instrText xml:space="preserve"> PAGEREF _Toc10720 \h </w:instrText>
+            <w:instrText xml:space="preserve"> PAGEREF _Toc23959 \h </w:instrText>
           </w:r>
           <w:r>
             <w:fldChar w:fldCharType="separate"/>
@@ -1509,7 +1511,7 @@
               <w:rFonts w:hint="eastAsia" w:ascii="Microsoft JhengHei" w:hAnsi="Microsoft JhengHei" w:eastAsia="Microsoft JhengHei" w:cs="Microsoft JhengHei"/>
               <w:szCs w:val="24"/>
             </w:rPr>
-            <w:instrText xml:space="preserve"> HYPERLINK \l _Toc6848 </w:instrText>
+            <w:instrText xml:space="preserve"> HYPERLINK \l _Toc4187 </w:instrText>
           </w:r>
           <w:r>
             <w:rPr>
@@ -1538,7 +1540,7 @@
             <w:fldChar w:fldCharType="begin"/>
           </w:r>
           <w:r>
-            <w:instrText xml:space="preserve"> PAGEREF _Toc6848 \h </w:instrText>
+            <w:instrText xml:space="preserve"> PAGEREF _Toc4187 \h </w:instrText>
           </w:r>
           <w:r>
             <w:fldChar w:fldCharType="separate"/>
@@ -1576,7 +1578,7 @@
               <w:rFonts w:hint="eastAsia" w:ascii="Microsoft JhengHei" w:hAnsi="Microsoft JhengHei" w:eastAsia="Microsoft JhengHei" w:cs="Microsoft JhengHei"/>
               <w:szCs w:val="24"/>
             </w:rPr>
-            <w:instrText xml:space="preserve"> HYPERLINK \l _Toc679 </w:instrText>
+            <w:instrText xml:space="preserve"> HYPERLINK \l _Toc1143 </w:instrText>
           </w:r>
           <w:r>
             <w:rPr>
@@ -1605,7 +1607,7 @@
             <w:fldChar w:fldCharType="begin"/>
           </w:r>
           <w:r>
-            <w:instrText xml:space="preserve"> PAGEREF _Toc679 \h </w:instrText>
+            <w:instrText xml:space="preserve"> PAGEREF _Toc1143 \h </w:instrText>
           </w:r>
           <w:r>
             <w:fldChar w:fldCharType="separate"/>
@@ -1643,7 +1645,7 @@
               <w:rFonts w:hint="eastAsia" w:ascii="Microsoft JhengHei" w:hAnsi="Microsoft JhengHei" w:eastAsia="Microsoft JhengHei" w:cs="Microsoft JhengHei"/>
               <w:szCs w:val="24"/>
             </w:rPr>
-            <w:instrText xml:space="preserve"> HYPERLINK \l _Toc4493 </w:instrText>
+            <w:instrText xml:space="preserve"> HYPERLINK \l _Toc9624 </w:instrText>
           </w:r>
           <w:r>
             <w:rPr>
@@ -1672,7 +1674,7 @@
             <w:fldChar w:fldCharType="begin"/>
           </w:r>
           <w:r>
-            <w:instrText xml:space="preserve"> PAGEREF _Toc4493 \h </w:instrText>
+            <w:instrText xml:space="preserve"> PAGEREF _Toc9624 \h </w:instrText>
           </w:r>
           <w:r>
             <w:fldChar w:fldCharType="separate"/>
@@ -1710,7 +1712,7 @@
               <w:rFonts w:hint="eastAsia" w:ascii="Microsoft JhengHei" w:hAnsi="Microsoft JhengHei" w:eastAsia="Microsoft JhengHei" w:cs="Microsoft JhengHei"/>
               <w:szCs w:val="24"/>
             </w:rPr>
-            <w:instrText xml:space="preserve"> HYPERLINK \l _Toc28289 </w:instrText>
+            <w:instrText xml:space="preserve"> HYPERLINK \l _Toc8645 </w:instrText>
           </w:r>
           <w:r>
             <w:rPr>
@@ -1739,7 +1741,7 @@
             <w:fldChar w:fldCharType="begin"/>
           </w:r>
           <w:r>
-            <w:instrText xml:space="preserve"> PAGEREF _Toc28289 \h </w:instrText>
+            <w:instrText xml:space="preserve"> PAGEREF _Toc8645 \h </w:instrText>
           </w:r>
           <w:r>
             <w:fldChar w:fldCharType="separate"/>
@@ -1777,7 +1779,7 @@
               <w:rFonts w:hint="eastAsia" w:ascii="Microsoft JhengHei" w:hAnsi="Microsoft JhengHei" w:eastAsia="Microsoft JhengHei" w:cs="Microsoft JhengHei"/>
               <w:szCs w:val="24"/>
             </w:rPr>
-            <w:instrText xml:space="preserve"> HYPERLINK \l _Toc25186 </w:instrText>
+            <w:instrText xml:space="preserve"> HYPERLINK \l _Toc18110 </w:instrText>
           </w:r>
           <w:r>
             <w:rPr>
@@ -1806,7 +1808,7 @@
             <w:fldChar w:fldCharType="begin"/>
           </w:r>
           <w:r>
-            <w:instrText xml:space="preserve"> PAGEREF _Toc25186 \h </w:instrText>
+            <w:instrText xml:space="preserve"> PAGEREF _Toc18110 \h </w:instrText>
           </w:r>
           <w:r>
             <w:fldChar w:fldCharType="separate"/>
@@ -1844,7 +1846,7 @@
               <w:rFonts w:hint="eastAsia" w:ascii="Microsoft JhengHei" w:hAnsi="Microsoft JhengHei" w:eastAsia="Microsoft JhengHei" w:cs="Microsoft JhengHei"/>
               <w:szCs w:val="24"/>
             </w:rPr>
-            <w:instrText xml:space="preserve"> HYPERLINK \l _Toc12151 </w:instrText>
+            <w:instrText xml:space="preserve"> HYPERLINK \l _Toc8902 </w:instrText>
           </w:r>
           <w:r>
             <w:rPr>
@@ -1873,7 +1875,7 @@
             <w:fldChar w:fldCharType="begin"/>
           </w:r>
           <w:r>
-            <w:instrText xml:space="preserve"> PAGEREF _Toc12151 \h </w:instrText>
+            <w:instrText xml:space="preserve"> PAGEREF _Toc8902 \h </w:instrText>
           </w:r>
           <w:r>
             <w:fldChar w:fldCharType="separate"/>
@@ -1911,7 +1913,7 @@
               <w:rFonts w:hint="eastAsia" w:ascii="Microsoft JhengHei" w:hAnsi="Microsoft JhengHei" w:eastAsia="Microsoft JhengHei" w:cs="Microsoft JhengHei"/>
               <w:szCs w:val="24"/>
             </w:rPr>
-            <w:instrText xml:space="preserve"> HYPERLINK \l _Toc13121 </w:instrText>
+            <w:instrText xml:space="preserve"> HYPERLINK \l _Toc10118 </w:instrText>
           </w:r>
           <w:r>
             <w:rPr>
@@ -1940,7 +1942,7 @@
             <w:fldChar w:fldCharType="begin"/>
           </w:r>
           <w:r>
-            <w:instrText xml:space="preserve"> PAGEREF _Toc13121 \h </w:instrText>
+            <w:instrText xml:space="preserve"> PAGEREF _Toc10118 \h </w:instrText>
           </w:r>
           <w:r>
             <w:fldChar w:fldCharType="separate"/>
@@ -2051,7 +2053,7 @@
           <w:szCs w:val="24"/>
         </w:rPr>
       </w:pPr>
-      <w:bookmarkStart w:id="2" w:name="_Toc10720"/>
+      <w:bookmarkStart w:id="2" w:name="_Toc23959"/>
       <w:r>
         <w:rPr>
           <w:sz w:val="24"/>
@@ -2203,7 +2205,7 @@
           <w:szCs w:val="24"/>
         </w:rPr>
       </w:pPr>
-      <w:bookmarkStart w:id="3" w:name="_Toc6848"/>
+      <w:bookmarkStart w:id="3" w:name="_Toc4187"/>
       <w:r>
         <w:rPr>
           <w:sz w:val="24"/>
@@ -2269,7 +2271,7 @@
           <w:szCs w:val="24"/>
         </w:rPr>
       </w:pPr>
-      <w:bookmarkStart w:id="4" w:name="_Toc679"/>
+      <w:bookmarkStart w:id="4" w:name="_Toc1143"/>
       <w:r>
         <w:rPr>
           <w:sz w:val="24"/>
@@ -2479,7 +2481,7 @@
           <w:szCs w:val="24"/>
         </w:rPr>
       </w:pPr>
-      <w:bookmarkStart w:id="5" w:name="_Toc4493"/>
+      <w:bookmarkStart w:id="5" w:name="_Toc9624"/>
       <w:r>
         <w:rPr>
           <w:sz w:val="24"/>
@@ -2635,7 +2637,7 @@
           <w:szCs w:val="24"/>
         </w:rPr>
       </w:pPr>
-      <w:bookmarkStart w:id="6" w:name="_Toc28289"/>
+      <w:bookmarkStart w:id="6" w:name="_Toc8645"/>
       <w:r>
         <w:rPr>
           <w:sz w:val="24"/>
@@ -2717,7 +2719,7 @@
           <w:szCs w:val="24"/>
         </w:rPr>
       </w:pPr>
-      <w:bookmarkStart w:id="7" w:name="_Toc25186"/>
+      <w:bookmarkStart w:id="7" w:name="_Toc18110"/>
       <w:r>
         <w:rPr>
           <w:sz w:val="24"/>
@@ -2847,7 +2849,7 @@
           <w:szCs w:val="24"/>
         </w:rPr>
       </w:pPr>
-      <w:bookmarkStart w:id="8" w:name="_Toc12151"/>
+      <w:bookmarkStart w:id="8" w:name="_Toc8902"/>
       <w:r>
         <w:rPr>
           <w:sz w:val="24"/>
@@ -3025,7 +3027,7 @@
           <w:szCs w:val="24"/>
         </w:rPr>
       </w:pPr>
-      <w:bookmarkStart w:id="9" w:name="_Toc13121"/>
+      <w:bookmarkStart w:id="9" w:name="_Toc10118"/>
       <w:r>
         <w:rPr>
           <w:sz w:val="24"/>
@@ -3175,8 +3177,6 @@
         </w:rPr>
         <w:tab/>
       </w:r>
-      <w:bookmarkStart w:id="10" w:name="_GoBack"/>
-      <w:bookmarkEnd w:id="10"/>
       <w:r>
         <w:rPr>
           <w:rFonts w:hint="eastAsia" w:ascii="宋体" w:hAnsi="宋体" w:eastAsia="宋体" w:cs="宋体"/>

--- a/4.质量管理/2.运行记录类文件/040204-内部审核报告.docx
+++ b/4.质量管理/2.运行记录类文件/040204-内部审核报告.docx
@@ -802,7 +802,7 @@
                 <w:rFonts w:hint="eastAsia"/>
                 <w:lang w:val="en-US" w:eastAsia="zh-CN"/>
               </w:rPr>
-              <w:t>李平</w:t>
+              <w:t>吴广</w:t>
             </w:r>
           </w:p>
         </w:tc>
@@ -1292,8 +1292,6 @@
               <w:tab w:val="right" w:leader="dot" w:pos="8487"/>
             </w:tabs>
           </w:pPr>
-          <w:bookmarkStart w:id="10" w:name="_GoBack"/>
-          <w:bookmarkEnd w:id="10"/>
           <w:r>
             <w:rPr>
               <w:rFonts w:hint="eastAsia" w:ascii="Microsoft JhengHei" w:hAnsi="Microsoft JhengHei" w:eastAsia="Microsoft JhengHei" w:cs="Microsoft JhengHei"/>
@@ -2521,7 +2519,7 @@
           <w:rFonts w:hint="eastAsia"/>
           <w:lang w:val="en-US" w:eastAsia="zh-CN"/>
         </w:rPr>
-        <w:t>李平</w:t>
+        <w:t>吴广</w:t>
       </w:r>
     </w:p>
     <w:p>
@@ -3155,8 +3153,20 @@
           <w:szCs w:val="24"/>
           <w:lang w:val="en-US" w:eastAsia="zh-CN"/>
         </w:rPr>
-        <w:t>评审人；李平</w:t>
-      </w:r>
+        <w:t>评审人；</w:t>
+      </w:r>
+      <w:bookmarkStart w:id="10" w:name="_GoBack"/>
+      <w:r>
+        <w:rPr>
+          <w:rFonts w:hint="eastAsia" w:ascii="宋体" w:hAnsi="宋体" w:eastAsia="宋体" w:cs="宋体"/>
+          <w:spacing w:val="-1"/>
+          <w:sz w:val="24"/>
+          <w:szCs w:val="24"/>
+          <w:lang w:val="en-US" w:eastAsia="zh-CN"/>
+        </w:rPr>
+        <w:t>吴广</w:t>
+      </w:r>
+      <w:bookmarkEnd w:id="10"/>
       <w:r>
         <w:rPr>
           <w:rFonts w:hint="eastAsia" w:ascii="宋体" w:hAnsi="宋体" w:eastAsia="宋体" w:cs="宋体"/>
